--- a/docs/SMS_DLT_TEMPLATES.docx
+++ b/docs/SMS_DLT_TEMPLATES.docx
@@ -124,7 +124,7 @@
               <w:rPr>
                 <w:sz w:val="20"/>
               </w:rPr>
-              <w:t>IFQM Skills</w:t>
+              <w:t>IFQM Ideation</w:t>
             </w:r>
           </w:p>
         </w:tc>
@@ -196,7 +196,7 @@
               <w:rPr>
                 <w:sz w:val="20"/>
               </w:rPr>
-              <w:t>IFQMSK</w:t>
+              <w:t>IFQMID-T</w:t>
             </w:r>
           </w:p>
         </w:tc>
@@ -405,38 +405,299 @@
           <w:color w:val="111111"/>
           <w:sz w:val="21"/>
         </w:rPr>
-        <w:t>Only one template registration is usable today. Its approved wording is:</w:t>
+        <w:t>Three of those four are registered and in use. The fourth is submitted and not yet granted.</w:t>
       </w:r>
     </w:p>
-    <w:p>
-      <w:pPr>
-        <w:spacing w:before="60" w:after="160"/>
-        <w:ind w:left="259"/>
-        <w:shd w:val="clear" w:fill="F4F4F4"/>
-      </w:pPr>
-      <w:r>
-        <w:rPr>
-          <w:rFonts w:ascii="Consolas" w:hAnsi="Consolas"/>
-          <w:color w:val="111111"/>
-          <w:sz w:val="19"/>
-        </w:rPr>
-        <w:t>Dear Customer, use OTP {#var#} to complete your activation on IFQM Skills. Do not share this OTP with anyone.</w:t>
-      </w:r>
-    </w:p>
-    <w:p>
-      <w:pPr>
-        <w:spacing w:after="140"/>
-        <w:jc w:val="both"/>
-      </w:pPr>
-      <w:r>
-        <w:rPr>
-          <w:b w:val="0"/>
-          <w:color w:val="111111"/>
-          <w:sz w:val="21"/>
-        </w:rPr>
-        <w:t>Registered under template ID 1207177450026368470. Every one of the platform's messages currently goes out under that single registration, because it is the only registration whose approved text is known to us.</w:t>
-      </w:r>
-    </w:p>
+    <w:tbl>
+      <w:tblPr>
+        <w:tblStyle w:val="TableGrid"/>
+        <w:tblW w:type="auto" w:w="0"/>
+        <w:jc w:val="center"/>
+        <w:tblLayout w:type="fixed"/>
+        <w:tblLook w:firstColumn="1" w:firstRow="1" w:lastColumn="0" w:lastRow="0" w:noHBand="0" w:noVBand="1" w:val="04A0"/>
+      </w:tblPr>
+      <w:tblGrid>
+        <w:gridCol w:w="3264"/>
+        <w:gridCol w:w="3264"/>
+        <w:gridCol w:w="3264"/>
+      </w:tblGrid>
+      <w:tr>
+        <w:tc>
+          <w:tcPr>
+            <w:tcW w:type="dxa" w:w="3312"/>
+            <w:shd w:val="clear" w:fill="E8E8E8"/>
+          </w:tcPr>
+          <w:p>
+            <w:pPr>
+              <w:spacing w:after="40"/>
+            </w:pPr>
+            <w:r/>
+            <w:r>
+              <w:rPr>
+                <w:b/>
+                <w:sz w:val="18"/>
+              </w:rPr>
+              <w:t>Journey</w:t>
+            </w:r>
+          </w:p>
+        </w:tc>
+        <w:tc>
+          <w:tcPr>
+            <w:tcW w:type="dxa" w:w="2736"/>
+            <w:shd w:val="clear" w:fill="E8E8E8"/>
+          </w:tcPr>
+          <w:p>
+            <w:pPr>
+              <w:spacing w:after="40"/>
+            </w:pPr>
+            <w:r/>
+            <w:r>
+              <w:rPr>
+                <w:b/>
+                <w:sz w:val="18"/>
+              </w:rPr>
+              <w:t>Template ID</w:t>
+            </w:r>
+          </w:p>
+        </w:tc>
+        <w:tc>
+          <w:tcPr>
+            <w:tcW w:type="dxa" w:w="2304"/>
+            <w:shd w:val="clear" w:fill="E8E8E8"/>
+          </w:tcPr>
+          <w:p>
+            <w:pPr>
+              <w:spacing w:after="40"/>
+            </w:pPr>
+            <w:r/>
+            <w:r>
+              <w:rPr>
+                <w:b/>
+                <w:sz w:val="18"/>
+              </w:rPr>
+              <w:t>Status</w:t>
+            </w:r>
+          </w:p>
+        </w:tc>
+      </w:tr>
+      <w:tr>
+        <w:tc>
+          <w:tcPr>
+            <w:tcW w:type="dxa" w:w="3312"/>
+          </w:tcPr>
+          <w:p>
+            <w:pPr>
+              <w:spacing w:after="40"/>
+            </w:pPr>
+            <w:r/>
+            <w:r>
+              <w:rPr>
+                <w:sz w:val="18"/>
+              </w:rPr>
+              <w:t>Registration OTP</w:t>
+            </w:r>
+          </w:p>
+        </w:tc>
+        <w:tc>
+          <w:tcPr>
+            <w:tcW w:type="dxa" w:w="2736"/>
+          </w:tcPr>
+          <w:p>
+            <w:pPr>
+              <w:spacing w:after="40"/>
+            </w:pPr>
+            <w:r/>
+            <w:r>
+              <w:rPr>
+                <w:rFonts w:ascii="Consolas" w:hAnsi="Consolas"/>
+                <w:sz w:val="17"/>
+              </w:rPr>
+              <w:t>1277178671564743852</w:t>
+            </w:r>
+          </w:p>
+        </w:tc>
+        <w:tc>
+          <w:tcPr>
+            <w:tcW w:type="dxa" w:w="2304"/>
+          </w:tcPr>
+          <w:p>
+            <w:pPr>
+              <w:spacing w:after="40"/>
+            </w:pPr>
+            <w:r/>
+            <w:r>
+              <w:rPr>
+                <w:sz w:val="18"/>
+              </w:rPr>
+              <w:t>Registered</w:t>
+            </w:r>
+          </w:p>
+        </w:tc>
+      </w:tr>
+      <w:tr>
+        <w:tc>
+          <w:tcPr>
+            <w:tcW w:type="dxa" w:w="3312"/>
+          </w:tcPr>
+          <w:p>
+            <w:pPr>
+              <w:spacing w:after="40"/>
+            </w:pPr>
+            <w:r/>
+            <w:r>
+              <w:rPr>
+                <w:sz w:val="18"/>
+              </w:rPr>
+              <w:t>Sign-in OTP</w:t>
+            </w:r>
+          </w:p>
+        </w:tc>
+        <w:tc>
+          <w:tcPr>
+            <w:tcW w:type="dxa" w:w="2736"/>
+          </w:tcPr>
+          <w:p>
+            <w:pPr>
+              <w:spacing w:after="40"/>
+            </w:pPr>
+            <w:r/>
+            <w:r>
+              <w:rPr>
+                <w:rFonts w:ascii="Consolas" w:hAnsi="Consolas"/>
+                <w:sz w:val="17"/>
+              </w:rPr>
+              <w:t>1277178730169418603</w:t>
+            </w:r>
+          </w:p>
+        </w:tc>
+        <w:tc>
+          <w:tcPr>
+            <w:tcW w:type="dxa" w:w="2304"/>
+          </w:tcPr>
+          <w:p>
+            <w:pPr>
+              <w:spacing w:after="40"/>
+            </w:pPr>
+            <w:r/>
+            <w:r>
+              <w:rPr>
+                <w:sz w:val="18"/>
+              </w:rPr>
+              <w:t>Registered</w:t>
+            </w:r>
+          </w:p>
+        </w:tc>
+      </w:tr>
+      <w:tr>
+        <w:tc>
+          <w:tcPr>
+            <w:tcW w:type="dxa" w:w="3312"/>
+          </w:tcPr>
+          <w:p>
+            <w:pPr>
+              <w:spacing w:after="40"/>
+            </w:pPr>
+            <w:r/>
+            <w:r>
+              <w:rPr>
+                <w:sz w:val="18"/>
+              </w:rPr>
+              <w:t>Password Reset OTP</w:t>
+            </w:r>
+          </w:p>
+        </w:tc>
+        <w:tc>
+          <w:tcPr>
+            <w:tcW w:type="dxa" w:w="2736"/>
+          </w:tcPr>
+          <w:p>
+            <w:pPr>
+              <w:spacing w:after="40"/>
+            </w:pPr>
+            <w:r/>
+            <w:r>
+              <w:rPr>
+                <w:rFonts w:ascii="Consolas" w:hAnsi="Consolas"/>
+                <w:sz w:val="17"/>
+              </w:rPr>
+              <w:t>1277178730612100625</w:t>
+            </w:r>
+          </w:p>
+        </w:tc>
+        <w:tc>
+          <w:tcPr>
+            <w:tcW w:type="dxa" w:w="2304"/>
+          </w:tcPr>
+          <w:p>
+            <w:pPr>
+              <w:spacing w:after="40"/>
+            </w:pPr>
+            <w:r/>
+            <w:r>
+              <w:rPr>
+                <w:sz w:val="18"/>
+              </w:rPr>
+              <w:t>Registered</w:t>
+            </w:r>
+          </w:p>
+        </w:tc>
+      </w:tr>
+      <w:tr>
+        <w:tc>
+          <w:tcPr>
+            <w:tcW w:type="dxa" w:w="3312"/>
+          </w:tcPr>
+          <w:p>
+            <w:pPr>
+              <w:spacing w:after="40"/>
+            </w:pPr>
+            <w:r/>
+            <w:r>
+              <w:rPr>
+                <w:sz w:val="18"/>
+              </w:rPr>
+              <w:t>Mobile Number Changed — Security Alert</w:t>
+            </w:r>
+          </w:p>
+        </w:tc>
+        <w:tc>
+          <w:tcPr>
+            <w:tcW w:type="dxa" w:w="2736"/>
+          </w:tcPr>
+          <w:p>
+            <w:pPr>
+              <w:spacing w:after="40"/>
+            </w:pPr>
+            <w:r/>
+            <w:r>
+              <w:rPr>
+                <w:rFonts w:ascii="Consolas" w:hAnsi="Consolas"/>
+                <w:sz w:val="17"/>
+              </w:rPr>
+              <w:t>—</w:t>
+            </w:r>
+          </w:p>
+        </w:tc>
+        <w:tc>
+          <w:tcPr>
+            <w:tcW w:type="dxa" w:w="2304"/>
+          </w:tcPr>
+          <w:p>
+            <w:pPr>
+              <w:spacing w:after="40"/>
+            </w:pPr>
+            <w:r/>
+            <w:r>
+              <w:rPr>
+                <w:sz w:val="18"/>
+              </w:rPr>
+              <w:t>Pending</w:t>
+            </w:r>
+          </w:p>
+        </w:tc>
+      </w:tr>
+    </w:tbl>
+    <w:p/>
     <w:p>
       <w:pPr>
         <w:spacing w:after="140"/>
@@ -448,7 +709,7 @@
           <w:color w:val="111111"/>
           <w:sz w:val="21"/>
         </w:rPr>
-        <w:t>That has one visible consequence and one hidden one.</w:t>
+        <w:t>What the pending one costs, until it is granted.</w:t>
       </w:r>
     </w:p>
     <w:p>
@@ -462,13 +723,13 @@
           <w:b/>
           <w:sz w:val="21"/>
         </w:rPr>
-        <w:t xml:space="preserve">Visible: </w:t>
+        <w:t xml:space="preserve">Effect: </w:t>
       </w:r>
       <w:r>
         <w:rPr>
           <w:sz w:val="21"/>
         </w:rPr>
-        <w:t>Somebody signing in, or resetting a forgotten password, reads "complete your activation on IFQM Skills". The message arrives and the code works, but the wording describes a different action from the one they are performing.</w:t>
+        <w:t>The security notice sent to a mobile number that has just been replaced (journey 5) is the only warning the rightful owner of a number gets if somebody else moves an account onto their own handset. It is not sent while it has no registration.</w:t>
       </w:r>
     </w:p>
     <w:p>
@@ -482,27 +743,33 @@
           <w:b/>
           <w:sz w:val="21"/>
         </w:rPr>
-        <w:t xml:space="preserve">Hidden: </w:t>
+        <w:t xml:space="preserve">Handling: </w:t>
       </w:r>
       <w:r>
         <w:rPr>
           <w:sz w:val="21"/>
         </w:rPr>
-        <w:t>The security notice sent to a replaced mobile number (journey 5) has no matching registration at all, so it does not reach anybody. This is the item most worth fixing: it is the only warning the rightful owner of a number gets if somebody else moves an account onto their own handset.</w:t>
+        <w:t>It is not sent rather than sent-and-dropped. A message with no registration is accepted by the gateway and discarded by the carrier, with no error at either end — so sending it anyway would have the platform record a delivery that never happened. For a security alert that is worse than silence, because it reads as success. The e-mail alert still goes out.</w:t>
       </w:r>
     </w:p>
     <w:p>
       <w:pPr>
-        <w:spacing w:after="140"/>
+        <w:pStyle w:val="ListBullet"/>
+        <w:spacing w:after="60"/>
         <w:jc w:val="both"/>
       </w:pPr>
       <w:r>
         <w:rPr>
-          <w:b w:val="0"/>
-          <w:color w:val="111111"/>
+          <w:b/>
           <w:sz w:val="21"/>
         </w:rPr>
-        <w:t>Section 3 asks for four templates that between them describe each journey in its own words, and give the security notice a registration it can be sent under.</w:t>
+        <w:t xml:space="preserve">When granted: </w:t>
+      </w:r>
+      <w:r>
+        <w:rPr>
+          <w:sz w:val="21"/>
+        </w:rPr>
+        <w:t>Paste the ID into backend/src/config/smsTemplates.js and set registered to true. Nothing else changes.</w:t>
       </w:r>
     </w:p>
     <w:p>
@@ -1328,7 +1595,21 @@
           <w:color w:val="111111"/>
           <w:sz w:val="21"/>
         </w:rPr>
-        <w:t>The registered wording is stored with its {#var#} placeholders intact and filled left to right at send time: the first {#var#} receives the code, the second receives the number of minutes the code remains valid. A template registered with only one {#var#} therefore receives just the code, and the validity period is dropped — which is correct, and is why the one-variable form in use today works.</w:t>
+        <w:t>The registered wording is stored with its placeholder intact and filled at send time. All four registrations take a single variable — the code, or for the security notice the last four digits of the new number. Jio's portal writes the placeholder as {#number#}; the code writes it as {#var#}. They denote the same thing, and the text that reaches the carrier — with the value already substituted — is identical either way.</w:t>
+      </w:r>
+    </w:p>
+    <w:p>
+      <w:pPr>
+        <w:spacing w:after="140"/>
+        <w:jc w:val="both"/>
+      </w:pPr>
+      <w:r>
+        <w:rPr>
+          <w:b w:val="0"/>
+          <w:color w:val="111111"/>
+          <w:sz w:val="21"/>
+        </w:rPr>
+        <w:t>None of the approved wordings mention an expiry period, so none is sent. The validity of a code is shown on screen instead, where no carrier has an opinion about it.</w:t>
       </w:r>
     </w:p>
     <w:p>
@@ -1432,7 +1713,7 @@
           <w:color w:val="111111"/>
           <w:sz w:val="21"/>
         </w:rPr>
-        <w:t>All four are to be registered under PE ID 1201174858303838784 with header IFQMSK, in plain English (not Unicode). Each variable is a {#var#} placeholder; none of them exceeds the 30-character limit — the codes are six digits, the validity is a one- or two-digit number of minutes, and the T4 variable is four digits.</w:t>
+        <w:t>All four are to be registered under PE ID 1201174858303838784 with header IFQMID-T, in plain English (not Unicode). Each variable is a {#var#} placeholder; none of them exceeds the 30-character limit — the codes are six digits, the validity is a one- or two-digit number of minutes, and the T4 variable is four digits.</w:t>
       </w:r>
     </w:p>
     <w:tbl>
@@ -2284,7 +2565,7 @@
                 <w:rFonts w:ascii="Consolas" w:hAnsi="Consolas"/>
                 <w:sz w:val="17"/>
               </w:rPr>
-              <w:t>1207177450026368470</w:t>
+              <w:t>1277178671564743852</w:t>
             </w:r>
           </w:p>
         </w:tc>
@@ -2301,7 +2582,7 @@
               <w:rPr>
                 <w:sz w:val="18"/>
               </w:rPr>
-              <w:t>Activation OTP</w:t>
+              <w:t>Registration OTP</w:t>
             </w:r>
           </w:p>
         </w:tc>
@@ -2335,7 +2616,7 @@
               <w:rPr>
                 <w:sz w:val="18"/>
               </w:rPr>
-              <w:t>In use — currently carries every message the platform sends</w:t>
+              <w:t>Registered and in use</w:t>
             </w:r>
           </w:p>
         </w:tc>
@@ -2355,7 +2636,7 @@
                 <w:rFonts w:ascii="Consolas" w:hAnsi="Consolas"/>
                 <w:sz w:val="17"/>
               </w:rPr>
-              <w:t>1207177450582613311</w:t>
+              <w:t>1277178730169418603</w:t>
             </w:r>
           </w:p>
         </w:tc>
@@ -2372,7 +2653,7 @@
               <w:rPr>
                 <w:sz w:val="18"/>
               </w:rPr>
-              <w:t>Login OTP</w:t>
+              <w:t>Sign-in OTP</w:t>
             </w:r>
           </w:p>
         </w:tc>
@@ -2389,7 +2670,7 @@
               <w:rPr>
                 <w:sz w:val="18"/>
               </w:rPr>
-              <w:t>No</w:t>
+              <w:t>Yes</w:t>
             </w:r>
           </w:p>
         </w:tc>
@@ -2406,7 +2687,7 @@
               <w:rPr>
                 <w:sz w:val="18"/>
               </w:rPr>
-              <w:t>Valid but unusable — see below</w:t>
+              <w:t>Registered and in use</w:t>
             </w:r>
           </w:p>
         </w:tc>
@@ -2426,7 +2707,7 @@
                 <w:rFonts w:ascii="Consolas" w:hAnsi="Consolas"/>
                 <w:sz w:val="17"/>
               </w:rPr>
-              <w:t>1207177450911544422</w:t>
+              <w:t>1277178730612100625</w:t>
             </w:r>
           </w:p>
         </w:tc>
@@ -2443,7 +2724,7 @@
               <w:rPr>
                 <w:sz w:val="18"/>
               </w:rPr>
-              <w:t>Reset OTP</w:t>
+              <w:t>Password Reset OTP</w:t>
             </w:r>
           </w:p>
         </w:tc>
@@ -2460,7 +2741,7 @@
               <w:rPr>
                 <w:sz w:val="18"/>
               </w:rPr>
-              <w:t>No</w:t>
+              <w:t>Yes</w:t>
             </w:r>
           </w:p>
         </w:tc>
@@ -2477,7 +2758,78 @@
               <w:rPr>
                 <w:sz w:val="18"/>
               </w:rPr>
-              <w:t>Valid but unusable — see below</w:t>
+              <w:t>Registered and in use</w:t>
+            </w:r>
+          </w:p>
+        </w:tc>
+      </w:tr>
+      <w:tr>
+        <w:tc>
+          <w:tcPr>
+            <w:tcW w:type="dxa" w:w="2232"/>
+          </w:tcPr>
+          <w:p>
+            <w:pPr>
+              <w:spacing w:after="40"/>
+            </w:pPr>
+            <w:r/>
+            <w:r>
+              <w:rPr>
+                <w:rFonts w:ascii="Consolas" w:hAnsi="Consolas"/>
+                <w:sz w:val="17"/>
+              </w:rPr>
+              <w:t>—</w:t>
+            </w:r>
+          </w:p>
+        </w:tc>
+        <w:tc>
+          <w:tcPr>
+            <w:tcW w:type="dxa" w:w="1656"/>
+          </w:tcPr>
+          <w:p>
+            <w:pPr>
+              <w:spacing w:after="40"/>
+            </w:pPr>
+            <w:r/>
+            <w:r>
+              <w:rPr>
+                <w:sz w:val="18"/>
+              </w:rPr>
+              <w:t>Mobile Number Changed — Security Alert</w:t>
+            </w:r>
+          </w:p>
+        </w:tc>
+        <w:tc>
+          <w:tcPr>
+            <w:tcW w:type="dxa" w:w="1944"/>
+          </w:tcPr>
+          <w:p>
+            <w:pPr>
+              <w:spacing w:after="40"/>
+            </w:pPr>
+            <w:r/>
+            <w:r>
+              <w:rPr>
+                <w:sz w:val="18"/>
+              </w:rPr>
+              <w:t>Yes (submitted)</w:t>
+            </w:r>
+          </w:p>
+        </w:tc>
+        <w:tc>
+          <w:tcPr>
+            <w:tcW w:type="dxa" w:w="3888"/>
+          </w:tcPr>
+          <w:p>
+            <w:pPr>
+              <w:spacing w:after="40"/>
+            </w:pPr>
+            <w:r/>
+            <w:r>
+              <w:rPr>
+                <w:sz w:val="18"/>
+              </w:rPr>
+              <w:t>Classified Service Implicit rather than Transactional. Awaiting re-submission for Transactional approval.</w:t>
             </w:r>
           </w:p>
         </w:tc>

--- a/docs/SMS_DLT_TEMPLATES.docx
+++ b/docs/SMS_DLT_TEMPLATES.docx
@@ -12,7 +12,7 @@
           <w:b/>
           <w:sz w:val="26"/>
         </w:rPr>
-        <w:t>IFQM Employee Ideation Tool</w:t>
+        <w:t>Kalpion</w:t>
       </w:r>
     </w:p>
     <w:p>
